--- a/results/manuscript/biostatistics_submission/title_page_biostatistics_v3.docx
+++ b/results/manuscript/biostatistics_submission/title_page_biostatistics_v3.docx
@@ -111,12 +111,12 @@
     </w:p>
     <w:p>
       <w:r>
-        <w:t>Artificial intelligence: Parts of the manuscript text and Python code were generated or revised using a large language model under the author's direct supervision. The author verified all analyses, selected references and approved the final content.</w:t>
+        <w:t>Artificial intelligence: Manuscript text, Python code and some analyses were drafted or revised using large language models (OpenAI GPT-4 and GPT-4o, accessed August 2025-August 2026) under the author's direct, iterative supervision. The LLMs were used for drafting prose, formatting references, generating figures and implementing the computational pipeline. The author designed the study, wrote the simulation code, selected all references, verified every numerical result against repository outputs, and approved the final scientific content.</w:t>
       </w:r>
     </w:p>
     <w:p>
       <w:r>
-        <w:t>Data and code availability: https://github.com/bougtoir/ione-stratification-framework</w:t>
+        <w:t>Data and code availability: All simulation code, analysis scripts and semi-synthetic example data are at https://github.com/bougtoir/ione-stratification-framework, with a requirements.txt file, fixed random seeds and a reproducible pipeline. An archived Zenodo DOI will be obtained before acceptance.</w:t>
       </w:r>
     </w:p>
     <w:sectPr>

--- a/results/manuscript/biostatistics_submission/title_page_biostatistics_v3.docx
+++ b/results/manuscript/biostatistics_submission/title_page_biostatistics_v3.docx
@@ -62,12 +62,12 @@
     </w:p>
     <w:p>
       <w:r>
-        <w:t>Number of tables: 7</w:t>
+        <w:t>Number of tables: 3</w:t>
       </w:r>
     </w:p>
     <w:p>
       <w:r>
-        <w:t>Word count: Abstract ~240; Main text ~5,900 (excluding references, tables and figures)</w:t>
+        <w:t>Word count: Abstract 194; Main text 2138 (excluding references, tables and figures)</w:t>
       </w:r>
     </w:p>
     <w:p/>

--- a/results/manuscript/biostatistics_submission/title_page_biostatistics_v3.docx
+++ b/results/manuscript/biostatistics_submission/title_page_biostatistics_v3.docx
@@ -67,7 +67,7 @@
     </w:p>
     <w:p>
       <w:r>
-        <w:t>Word count: Abstract 194; Main text 2138 (excluding references, tables and figures)</w:t>
+        <w:t>Word count: Abstract 194; Main text 3338 (excluding references, tables and figures)</w:t>
       </w:r>
     </w:p>
     <w:p/>

--- a/results/manuscript/biostatistics_submission/title_page_biostatistics_v3.docx
+++ b/results/manuscript/biostatistics_submission/title_page_biostatistics_v3.docx
@@ -8,7 +8,7 @@
         <w:jc w:val="center"/>
       </w:pPr>
       <w:r>
-        <w:t>IONE: Incoherence-Oriented Neutralisation and Extraction for hidden effect modification</w:t>
+        <w:t>Coherence diagnostics (C1 and W) for hidden effect modification</w:t>
       </w:r>
     </w:p>
     <w:p>
@@ -17,7 +17,7 @@
         <w:jc w:val="center"/>
       </w:pPr>
       <w:r>
-        <w:t>in individual participant data meta-analysis: a simulation study of stratification-based extraction</w:t>
+        <w:t>in individual participant data meta-analysis: the IONE framework and a simulation study</w:t>
       </w:r>
     </w:p>
     <w:p/>
@@ -67,7 +67,7 @@
     </w:p>
     <w:p>
       <w:r>
-        <w:t>Word count: Abstract 194; Main text 3338 (excluding references, tables and figures)</w:t>
+        <w:t>Word count: Abstract 269; Main text 2371 (excluding references, tables and figures)</w:t>
       </w:r>
     </w:p>
     <w:p/>
@@ -111,12 +111,12 @@
     </w:p>
     <w:p>
       <w:r>
-        <w:t>Artificial intelligence: Manuscript text, Python code and some analyses were drafted or revised using large language models (OpenAI GPT-4 and GPT-4o, accessed August 2025-August 2026) under the author's direct, iterative supervision. The LLMs were used for drafting prose, formatting references, generating figures and implementing the computational pipeline. The author designed the study, wrote the simulation code, selected all references, verified every numerical result against repository outputs, and approved the final scientific content.</w:t>
+        <w:t>Artificial intelligence: Manuscript text, Python code and some analyses were drafted or revised using large language models (OpenAI GPT-4 and GPT-4o, accessed August 2025 through August 2026) under the author's direct, iterative supervision. The LLMs were used for drafting prose, formatting references, generating figures and implementing the computational pipeline. The author designed the study, wrote the simulation code, selected all references, verified every numerical result against repository outputs, and approved the final scientific content.</w:t>
       </w:r>
     </w:p>
     <w:p>
       <w:r>
-        <w:t>Data and code availability: All simulation code, analysis scripts and semi-synthetic example data are at https://github.com/bougtoir/ione-stratification-framework, with a requirements.txt file, fixed random seeds and a reproducible pipeline. An archived Zenodo DOI will be obtained before acceptance.</w:t>
+        <w:t>Data and code availability: All simulation code, analysis scripts and semi-synthetic example data are at https://github.com/bougtoir/ione-stratification-framework, with a requirements.txt and requirements-lock.txt file, fixed random seeds and a reproducible pipeline. The exact commit hash is recorded in results/commit_hash.txt. An archived Zenodo DOI will be obtained before acceptance.</w:t>
       </w:r>
     </w:p>
     <w:sectPr>

--- a/results/manuscript/biostatistics_submission/title_page_biostatistics_v3.docx
+++ b/results/manuscript/biostatistics_submission/title_page_biostatistics_v3.docx
@@ -67,7 +67,7 @@
     </w:p>
     <w:p>
       <w:r>
-        <w:t>Word count: Abstract 269; Main text 2371 (excluding references, tables and figures)</w:t>
+        <w:t>Word count: Abstract 269; Main text 2359 (excluding references, tables and figures)</w:t>
       </w:r>
     </w:p>
     <w:p/>

--- a/results/manuscript/biostatistics_submission/title_page_biostatistics_v3.docx
+++ b/results/manuscript/biostatistics_submission/title_page_biostatistics_v3.docx
@@ -67,7 +67,7 @@
     </w:p>
     <w:p>
       <w:r>
-        <w:t>Word count: Abstract 269; Main text 2359 (excluding references, tables and figures)</w:t>
+        <w:t>Word count: Abstract 269; Main text 2418 (excluding references, tables and figures)</w:t>
       </w:r>
     </w:p>
     <w:p/>

--- a/results/manuscript/biostatistics_submission/title_page_biostatistics_v3.docx
+++ b/results/manuscript/biostatistics_submission/title_page_biostatistics_v3.docx
@@ -67,7 +67,7 @@
     </w:p>
     <w:p>
       <w:r>
-        <w:t>Word count: Abstract 269; Main text 2418 (excluding references, tables and figures)</w:t>
+        <w:t>Word count: Abstract 285; Main text 2464 (excluding references, tables and figures)</w:t>
       </w:r>
     </w:p>
     <w:p/>

--- a/results/manuscript/biostatistics_submission/title_page_biostatistics_v3.docx
+++ b/results/manuscript/biostatistics_submission/title_page_biostatistics_v3.docx
@@ -67,7 +67,7 @@
     </w:p>
     <w:p>
       <w:r>
-        <w:t>Word count: Abstract 285; Main text 2464 (excluding references, tables and figures)</w:t>
+        <w:t>Word count: Abstract 285; Main text 2580 (excluding references, tables and figures)</w:t>
       </w:r>
     </w:p>
     <w:p/>
